--- a/docs/word/02 - Manual de Instalacion y Ejecucion.docx
+++ b/docs/word/02 - Manual de Instalacion y Ejecucion.docx
@@ -1169,14 +1169,6 @@
     </w:p>
     <w:p>
       <w:pPr>
-        <w:pStyle w:val="Heading2"/>
-      </w:pPr>
-      <w:r>
-        <w:t xml:space="preserve">1. Secretos</w:t>
-      </w:r>
-    </w:p>
-    <w:p>
-      <w:pPr>
         <w:pStyle w:val="Codigo"/>
         <w:pBdr>
           <w:top w:val="single" w:sz="4" w:color="C3D2CE"/>
@@ -1211,7 +1203,7 @@
           <w:color w:val="1A2422"/>
           <w:sz w:val="21"/>
         </w:rPr>
-        <w:t xml:space="preserve"> y cambiar los dos valores. </w:t>
+        <w:t xml:space="preserve">: </w:t>
       </w:r>
       <w:r>
         <w:rPr>
@@ -1227,7 +1219,7 @@
           <w:color w:val="1A2422"/>
           <w:sz w:val="21"/>
         </w:rPr>
-        <w:t xml:space="preserve"> necesita al menos 8 caracteres con mayúsculas, minúsculas, números y símbolos, o la imagen de SQL Server se niega a arrancar. </w:t>
+        <w:t xml:space="preserve"> necesita 8+ caracteres con mayúsculas, minúsculas, números y símbolos o la imagen de SQL Server no arranca; </w:t>
       </w:r>
       <w:r>
         <w:rPr>
@@ -1243,10 +1235,8 @@
           <w:color w:val="1A2422"/>
           <w:sz w:val="21"/>
         </w:rPr>
-        <w:t xml:space="preserve"> necesita 32 caracteres como mínimo, o Auth falla al emitir el primer token.</w:t>
-      </w:r>
-    </w:p>
-    <w:p>
+        <w:t xml:space="preserve"> necesita 32+ o Auth falla al emitir el primer token. </w:t>
+      </w:r>
       <w:r>
         <w:rPr>
           <w:rFonts w:ascii="Consolas" w:hAnsi="Consolas"/>
@@ -1277,15 +1267,7 @@
           <w:color w:val="1A2422"/>
           <w:sz w:val="21"/>
         </w:rPr>
-        <w:t xml:space="preserve">: el archivo real nunca se sube.</w:t>
-      </w:r>
-    </w:p>
-    <w:p>
-      <w:pPr>
-        <w:pStyle w:val="Heading2"/>
-      </w:pPr>
-      <w:r>
-        <w:t xml:space="preserve">2. Levantar</w:t>
+        <w:t xml:space="preserve">.</w:t>
       </w:r>
     </w:p>
     <w:p>
@@ -1308,7 +1290,7 @@
           <w:color w:val="1A2422"/>
           <w:sz w:val="21"/>
         </w:rPr>
-        <w:t xml:space="preserve">La primera vez tarda: descarga las imágenes de SQL Server y del SDK de .NET, y compila los dos servicios. El orden lo maneja el compose — </w:t>
+        <w:t xml:space="preserve">La primera vez tarda: descarga las imágenes y compila los dos servicios. El orden lo maneja el compose — </w:t>
       </w:r>
       <w:r>
         <w:rPr>
@@ -1324,31 +1306,7 @@
           <w:color w:val="1A2422"/>
           <w:sz w:val="21"/>
         </w:rPr>
-        <w:t xml:space="preserve"> espera a que SQL Server responda una consulta real, no solo a que abra el puerto, y los servicios esperan a que </w:t>
-      </w:r>
-      <w:r>
-        <w:rPr>
-          <w:rFonts w:ascii="Consolas" w:hAnsi="Consolas"/>
-          <w:color w:val="0A423B"/>
-          <w:sz w:val="18"/>
-          <w:shd w:val="clear" w:color="auto" w:fill="F2F5F4"/>
-        </w:rPr>
-        <w:t xml:space="preserve">db-init</w:t>
-      </w:r>
-      <w:r>
-        <w:rPr>
-          <w:color w:val="1A2422"/>
-          <w:sz w:val="21"/>
-        </w:rPr>
-        <w:t xml:space="preserve"> termine.</w:t>
-      </w:r>
-    </w:p>
-    <w:p>
-      <w:pPr>
-        <w:pStyle w:val="Heading2"/>
-      </w:pPr>
-      <w:r>
-        <w:t xml:space="preserve">3. Comprobar</w:t>
+        <w:t xml:space="preserve"> espera a que SQL Server responda una consulta real, no solo a que abra el puerto.</w:t>
       </w:r>
     </w:p>
     <w:p>
@@ -1371,7 +1329,7 @@
           <w:color w:val="1A2422"/>
           <w:sz w:val="21"/>
         </w:rPr>
-        <w:t xml:space="preserve">Los tres contenedores tienen que estar </w:t>
+        <w:t xml:space="preserve">Los tres contenedores en </w:t>
       </w:r>
       <w:r>
         <w:rPr>
@@ -1419,7 +1377,23 @@
           <w:color w:val="1A2422"/>
           <w:sz w:val="21"/>
         </w:rPr>
-        <w:t xml:space="preserve">. Si quedó en otro código, los scripts fallaron:</w:t>
+        <w:t xml:space="preserve">. Si quedó en otro código, los scripts fallaron: </w:t>
+      </w:r>
+      <w:r>
+        <w:rPr>
+          <w:rFonts w:ascii="Consolas" w:hAnsi="Consolas"/>
+          <w:color w:val="0A423B"/>
+          <w:sz w:val="18"/>
+          <w:shd w:val="clear" w:color="auto" w:fill="F2F5F4"/>
+        </w:rPr>
+        <w:t xml:space="preserve">docker compose logs db-init</w:t>
+      </w:r>
+      <w:r>
+        <w:rPr>
+          <w:color w:val="1A2422"/>
+          <w:sz w:val="21"/>
+        </w:rPr>
+        <w:t xml:space="preserve">.</w:t>
       </w:r>
     </w:p>
     <w:p>
@@ -1433,16 +1407,113 @@
         </w:pBdr>
       </w:pPr>
       <w:r>
-        <w:t xml:space="preserve">docker compose logs db-init</w:t>
-      </w:r>
-    </w:p>
-    <w:p>
-      <w:r>
-        <w:rPr>
-          <w:color w:val="1A2422"/>
-          <w:sz w:val="21"/>
-        </w:rPr>
-        <w:t xml:space="preserve">Una prueba rápida de que el servicio responde:</w:t>
+        <w:t xml:space="preserve">curl http://localhost:52131/</w:t>
+      </w:r>
+    </w:p>
+    <w:p>
+      <w:r>
+        <w:rPr>
+          <w:color w:val="1A2422"/>
+          <w:sz w:val="21"/>
+        </w:rPr>
+        <w:t xml:space="preserve">Devuelve </w:t>
+      </w:r>
+      <w:r>
+        <w:rPr>
+          <w:rFonts w:ascii="Consolas" w:hAnsi="Consolas"/>
+          <w:color w:val="0A423B"/>
+          <w:sz w:val="18"/>
+          <w:shd w:val="clear" w:color="auto" w:fill="F2F5F4"/>
+        </w:rPr>
+        <w:t xml:space="preserve">AccountsAndMovements gRPC Service — &lt;fecha&gt;</w:t>
+      </w:r>
+      <w:r>
+        <w:rPr>
+          <w:color w:val="1A2422"/>
+          <w:sz w:val="21"/>
+        </w:rPr>
+        <w:t xml:space="preserve">.</w:t>
+      </w:r>
+    </w:p>
+    <w:p>
+      <w:r>
+        <w:rPr>
+          <w:color w:val="1A2422"/>
+          <w:sz w:val="21"/>
+        </w:rPr>
+        <w:t xml:space="preserve">Para apagar, </w:t>
+      </w:r>
+      <w:r>
+        <w:rPr>
+          <w:rFonts w:ascii="Consolas" w:hAnsi="Consolas"/>
+          <w:color w:val="0A423B"/>
+          <w:sz w:val="18"/>
+          <w:shd w:val="clear" w:color="auto" w:fill="F2F5F4"/>
+        </w:rPr>
+        <w:t xml:space="preserve">docker compose down</w:t>
+      </w:r>
+      <w:r>
+        <w:rPr>
+          <w:color w:val="1A2422"/>
+          <w:sz w:val="21"/>
+        </w:rPr>
+        <w:t xml:space="preserve">. Los datos sobreviven en el volumen </w:t>
+      </w:r>
+      <w:r>
+        <w:rPr>
+          <w:rFonts w:ascii="Consolas" w:hAnsi="Consolas"/>
+          <w:color w:val="0A423B"/>
+          <w:sz w:val="18"/>
+          <w:shd w:val="clear" w:color="auto" w:fill="F2F5F4"/>
+        </w:rPr>
+        <w:t xml:space="preserve">mssql-data</w:t>
+      </w:r>
+      <w:r>
+        <w:rPr>
+          <w:color w:val="1A2422"/>
+          <w:sz w:val="21"/>
+        </w:rPr>
+        <w:t xml:space="preserve">; </w:t>
+      </w:r>
+      <w:r>
+        <w:rPr>
+          <w:rFonts w:ascii="Consolas" w:hAnsi="Consolas"/>
+          <w:color w:val="0A423B"/>
+          <w:sz w:val="18"/>
+          <w:shd w:val="clear" w:color="auto" w:fill="F2F5F4"/>
+        </w:rPr>
+        <w:t xml:space="preserve">docker compose down -v</w:t>
+      </w:r>
+      <w:r>
+        <w:rPr>
+          <w:color w:val="1A2422"/>
+          <w:sz w:val="21"/>
+        </w:rPr>
+        <w:t xml:space="preserve"> los borra también.</w:t>
+      </w:r>
+    </w:p>
+    <w:p>
+      <w:pPr>
+        <w:pBdr>
+          <w:bottom w:val="single" w:sz="6" w:color="C3D2CE"/>
+        </w:pBdr>
+        <w:spacing w:before="120" w:after="180"/>
+      </w:pPr>
+    </w:p>
+    <w:p>
+      <w:pPr>
+        <w:pStyle w:val="Heading1"/>
+      </w:pPr>
+      <w:r>
+        <w:t xml:space="preserve">Camino B — Local</w:t>
+      </w:r>
+    </w:p>
+    <w:p>
+      <w:pPr>
+        <w:pStyle w:val="Heading2"/>
+      </w:pPr>
+      <w:r>
+        <w:t xml:space="preserve">1. Crear las bases</w:t>
       </w:r>
     </w:p>
     <w:p>
@@ -1456,16 +1527,24 @@
         </w:pBdr>
       </w:pPr>
       <w:r>
-        <w:t xml:space="preserve">curl http://localhost:52131/</w:t>
-      </w:r>
-    </w:p>
-    <w:p>
-      <w:r>
-        <w:rPr>
-          <w:color w:val="1A2422"/>
-          <w:sz w:val="21"/>
-        </w:rPr>
-        <w:t xml:space="preserve">Devuelve </w:t>
+        <w:t xml:space="preserve">sqlcmd -S "localhost\SQLEXPRESS" -E -Q "IF DB_ID('DB_QRBolivia') IS NULL CREATE DATABASE DB_QRBolivia; IF DB_ID('DB_YastaCoinE') IS NULL CREATE DATABASE DB_YastaCoinE;"</w:t>
+      </w:r>
+    </w:p>
+    <w:p>
+      <w:pPr>
+        <w:pStyle w:val="Heading2"/>
+      </w:pPr>
+      <w:r>
+        <w:t xml:space="preserve">2. Esquema de QR Bolivia</w:t>
+      </w:r>
+    </w:p>
+    <w:p>
+      <w:r>
+        <w:rPr>
+          <w:color w:val="1A2422"/>
+          <w:sz w:val="21"/>
+        </w:rPr>
+        <w:t xml:space="preserve">En </w:t>
       </w:r>
       <w:r>
         <w:rPr>
@@ -1474,7 +1553,87 @@
           <w:sz w:val="18"/>
           <w:shd w:val="clear" w:color="auto" w:fill="F2F5F4"/>
         </w:rPr>
-        <w:t xml:space="preserve">AccountsAndMovements gRPC Service — &lt;fecha&gt;</w:t>
+        <w:t xml:space="preserve">DB_QRBolivia</w:t>
+      </w:r>
+      <w:r>
+        <w:rPr>
+          <w:color w:val="1A2422"/>
+          <w:sz w:val="21"/>
+        </w:rPr>
+        <w:t xml:space="preserve">. El orden importa: </w:t>
+      </w:r>
+      <w:r>
+        <w:rPr>
+          <w:rFonts w:ascii="Consolas" w:hAnsi="Consolas"/>
+          <w:color w:val="0A423B"/>
+          <w:sz w:val="18"/>
+          <w:shd w:val="clear" w:color="auto" w:fill="F2F5F4"/>
+        </w:rPr>
+        <w:t xml:space="preserve">CUENTA</w:t>
+      </w:r>
+      <w:r>
+        <w:rPr>
+          <w:color w:val="1A2422"/>
+          <w:sz w:val="21"/>
+        </w:rPr>
+        <w:t xml:space="preserve"> antes que </w:t>
+      </w:r>
+      <w:r>
+        <w:rPr>
+          <w:rFonts w:ascii="Consolas" w:hAnsi="Consolas"/>
+          <w:color w:val="0A423B"/>
+          <w:sz w:val="18"/>
+          <w:shd w:val="clear" w:color="auto" w:fill="F2F5F4"/>
+        </w:rPr>
+        <w:t xml:space="preserve">MOVIMIENTO</w:t>
+      </w:r>
+      <w:r>
+        <w:rPr>
+          <w:color w:val="1A2422"/>
+          <w:sz w:val="21"/>
+        </w:rPr>
+        <w:t xml:space="preserve"> por la FK, y las tablas de </w:t>
+      </w:r>
+      <w:r>
+        <w:rPr>
+          <w:rFonts w:ascii="Consolas" w:hAnsi="Consolas"/>
+          <w:color w:val="0A423B"/>
+          <w:sz w:val="18"/>
+          <w:shd w:val="clear" w:color="auto" w:fill="F2F5F4"/>
+        </w:rPr>
+        <w:t xml:space="preserve">aud</w:t>
+      </w:r>
+      <w:r>
+        <w:rPr>
+          <w:color w:val="1A2422"/>
+          <w:sz w:val="21"/>
+        </w:rPr>
+        <w:t xml:space="preserve"> antes que los procedimientos de </w:t>
+      </w:r>
+      <w:r>
+        <w:rPr>
+          <w:rFonts w:ascii="Consolas" w:hAnsi="Consolas"/>
+          <w:color w:val="0A423B"/>
+          <w:sz w:val="18"/>
+          <w:shd w:val="clear" w:color="auto" w:fill="F2F5F4"/>
+        </w:rPr>
+        <w:t xml:space="preserve">commerce</w:t>
+      </w:r>
+      <w:r>
+        <w:rPr>
+          <w:color w:val="1A2422"/>
+          <w:sz w:val="21"/>
+        </w:rPr>
+        <w:t xml:space="preserve">, porque estos llaman a </w:t>
+      </w:r>
+      <w:r>
+        <w:rPr>
+          <w:rFonts w:ascii="Consolas" w:hAnsi="Consolas"/>
+          <w:color w:val="0A423B"/>
+          <w:sz w:val="18"/>
+          <w:shd w:val="clear" w:color="auto" w:fill="F2F5F4"/>
+        </w:rPr>
+        <w:t xml:space="preserve">aud.REGISTRAR_AUDITORIA</w:t>
       </w:r>
       <w:r>
         <w:rPr>
@@ -1482,14 +1641,6 @@
           <w:sz w:val="21"/>
         </w:rPr>
         <w:t xml:space="preserve">.</w:t>
-      </w:r>
-    </w:p>
-    <w:p>
-      <w:pPr>
-        <w:pStyle w:val="Heading2"/>
-      </w:pPr>
-      <w:r>
-        <w:t xml:space="preserve">4. Apagar</w:t>
       </w:r>
     </w:p>
     <w:p>
@@ -1503,16 +1654,24 @@
         </w:pBdr>
       </w:pPr>
       <w:r>
-        <w:t xml:space="preserve">docker compose down</w:t>
-      </w:r>
-    </w:p>
-    <w:p>
-      <w:r>
-        <w:rPr>
-          <w:color w:val="1A2422"/>
-          <w:sz w:val="21"/>
-        </w:rPr>
-        <w:t xml:space="preserve">Los datos sobreviven en el volumen </w:t>
+        <w:t xml:space="preserve">sqlcmd -S "localhost\SQLEXPRESS" -E -d DB_QRBolivia -b -i "Database\Core\Tables\aud.BITACORA.sql,Database\Core\Tables\aud.AUDITORIA.sql,Database\Core\StoredProcedures\aud.INSERT_BITACORA.sql,Database\Core\StoredProcedures\aud.REGISTRAR_AUDITORIA.sql,Database\AccountsAndMovements\Tables\commerce.CUENTA.sql,Database\AccountsAndMovements\Tables\commerce.MOVIMIENTO.sql,Database\AccountsAndMovements\StoredProcedures\commerce.INSERT_CUENTA.sql,Database\AccountsAndMovements\StoredProcedures\commerce.APLICAR_MOVIMIENTO.sql,Database\AccountsAndMovements\StoredProcedures\commerce.EJECUTAR_PAGO_QR.sql"</w:t>
+      </w:r>
+    </w:p>
+    <w:p>
+      <w:pPr>
+        <w:pStyle w:val="Heading2"/>
+      </w:pPr>
+      <w:r>
+        <w:t xml:space="preserve">3. Esquema de Auth</w:t>
+      </w:r>
+    </w:p>
+    <w:p>
+      <w:r>
+        <w:rPr>
+          <w:color w:val="1A2422"/>
+          <w:sz w:val="21"/>
+        </w:rPr>
+        <w:t xml:space="preserve">En </w:t>
       </w:r>
       <w:r>
         <w:rPr>
@@ -1521,14 +1680,14 @@
           <w:sz w:val="18"/>
           <w:shd w:val="clear" w:color="auto" w:fill="F2F5F4"/>
         </w:rPr>
-        <w:t xml:space="preserve">mssql-data</w:t>
-      </w:r>
-      <w:r>
-        <w:rPr>
-          <w:color w:val="1A2422"/>
-          <w:sz w:val="21"/>
-        </w:rPr>
-        <w:t xml:space="preserve">. Para borrarlos también: </w:t>
+        <w:t xml:space="preserve">DB_YastaCoinE</w:t>
+      </w:r>
+      <w:r>
+        <w:rPr>
+          <w:color w:val="1A2422"/>
+          <w:sz w:val="21"/>
+        </w:rPr>
+        <w:t xml:space="preserve">. Necesita las dos cosas: la auditoría de </w:t>
       </w:r>
       <w:r>
         <w:rPr>
@@ -1537,7 +1696,23 @@
           <w:sz w:val="18"/>
           <w:shd w:val="clear" w:color="auto" w:fill="F2F5F4"/>
         </w:rPr>
-        <w:t xml:space="preserve">docker compose down -v</w:t>
+        <w:t xml:space="preserve">Core</w:t>
+      </w:r>
+      <w:r>
+        <w:rPr>
+          <w:color w:val="1A2422"/>
+          <w:sz w:val="21"/>
+        </w:rPr>
+        <w:t xml:space="preserve"> y su tabla de credenciales. Cada base lleva su propio </w:t>
+      </w:r>
+      <w:r>
+        <w:rPr>
+          <w:rFonts w:ascii="Consolas" w:hAnsi="Consolas"/>
+          <w:color w:val="0A423B"/>
+          <w:sz w:val="18"/>
+          <w:shd w:val="clear" w:color="auto" w:fill="F2F5F4"/>
+        </w:rPr>
+        <w:t xml:space="preserve">aud</w:t>
       </w:r>
       <w:r>
         <w:rPr>
@@ -1545,30 +1720,6 @@
           <w:sz w:val="21"/>
         </w:rPr>
         <w:t xml:space="preserve">.</w:t>
-      </w:r>
-    </w:p>
-    <w:p>
-      <w:pPr>
-        <w:pBdr>
-          <w:bottom w:val="single" w:sz="6" w:color="C3D2CE"/>
-        </w:pBdr>
-        <w:spacing w:before="120" w:after="180"/>
-      </w:pPr>
-    </w:p>
-    <w:p>
-      <w:pPr>
-        <w:pStyle w:val="Heading1"/>
-      </w:pPr>
-      <w:r>
-        <w:t xml:space="preserve">Camino B — Local</w:t>
-      </w:r>
-    </w:p>
-    <w:p>
-      <w:pPr>
-        <w:pStyle w:val="Heading2"/>
-      </w:pPr>
-      <w:r>
-        <w:t xml:space="preserve">1. Crear las bases</w:t>
       </w:r>
     </w:p>
     <w:p>
@@ -1582,7 +1733,31 @@
         </w:pBdr>
       </w:pPr>
       <w:r>
-        <w:t xml:space="preserve">sqlcmd -S "localhost\SQLEXPRESS" -E -Q "IF DB_ID('DB_QRBolivia') IS NULL CREATE DATABASE DB_QRBolivia; IF DB_ID('DB_YastaCoinE') IS NULL CREATE DATABASE DB_YastaCoinE;"</w:t>
+        <w:t xml:space="preserve">sqlcmd -S "localhost\SQLEXPRESS" -E -d DB_YastaCoinE -b -i "Database\Core\Tables\aud.BITACORA.sql,Database\Core\Tables\aud.AUDITORIA.sql,Database\Core\StoredProcedures\aud.INSERT_BITACORA.sql,Database\Core\StoredProcedures\aud.REGISTRAR_AUDITORIA.sql,Database\Auth\Tables\commerce.USUARIO.sql,Database\Auth\StoredProcedures\commerce.INSERT_USUARIO.sql,Database\Auth\StoredProcedures\commerce.DELETE_USUARIO.sql,Database\Auth\StoredProcedures\commerce.REGISTRAR_INTENTO_LOGIN.sql"</w:t>
+      </w:r>
+    </w:p>
+    <w:p>
+      <w:r>
+        <w:rPr>
+          <w:color w:val="1A2422"/>
+          <w:sz w:val="21"/>
+        </w:rPr>
+        <w:t xml:space="preserve">Los scripts son </w:t>
+      </w:r>
+      <w:r>
+        <w:rPr>
+          <w:b/>
+          <w:color w:val="1A2422"/>
+          <w:sz w:val="21"/>
+        </w:rPr>
+        <w:t xml:space="preserve">idempotentes</w:t>
+      </w:r>
+      <w:r>
+        <w:rPr>
+          <w:color w:val="1A2422"/>
+          <w:sz w:val="21"/>
+        </w:rPr>
+        <w:t xml:space="preserve">: se pueden volver a ejecutar sin efecto adicional y sin perder datos.</w:t>
       </w:r>
     </w:p>
     <w:p>
@@ -1590,96 +1765,7 @@
         <w:pStyle w:val="Heading2"/>
       </w:pPr>
       <w:r>
-        <w:t xml:space="preserve">2. Instalar el esquema de QR Bolivia</w:t>
-      </w:r>
-    </w:p>
-    <w:p>
-      <w:r>
-        <w:rPr>
-          <w:color w:val="1A2422"/>
-          <w:sz w:val="21"/>
-        </w:rPr>
-        <w:t xml:space="preserve">El orden importa: </w:t>
-      </w:r>
-      <w:r>
-        <w:rPr>
-          <w:rFonts w:ascii="Consolas" w:hAnsi="Consolas"/>
-          <w:color w:val="0A423B"/>
-          <w:sz w:val="18"/>
-          <w:shd w:val="clear" w:color="auto" w:fill="F2F5F4"/>
-        </w:rPr>
-        <w:t xml:space="preserve">pay.CUENTA</w:t>
-      </w:r>
-      <w:r>
-        <w:rPr>
-          <w:color w:val="1A2422"/>
-          <w:sz w:val="21"/>
-        </w:rPr>
-        <w:t xml:space="preserve"> antes que </w:t>
-      </w:r>
-      <w:r>
-        <w:rPr>
-          <w:rFonts w:ascii="Consolas" w:hAnsi="Consolas"/>
-          <w:color w:val="0A423B"/>
-          <w:sz w:val="18"/>
-          <w:shd w:val="clear" w:color="auto" w:fill="F2F5F4"/>
-        </w:rPr>
-        <w:t xml:space="preserve">pay.MOVIMIENTO</w:t>
-      </w:r>
-      <w:r>
-        <w:rPr>
-          <w:color w:val="1A2422"/>
-          <w:sz w:val="21"/>
-        </w:rPr>
-        <w:t xml:space="preserve"> por la FK, y las tablas de </w:t>
-      </w:r>
-      <w:r>
-        <w:rPr>
-          <w:rFonts w:ascii="Consolas" w:hAnsi="Consolas"/>
-          <w:color w:val="0A423B"/>
-          <w:sz w:val="18"/>
-          <w:shd w:val="clear" w:color="auto" w:fill="F2F5F4"/>
-        </w:rPr>
-        <w:t xml:space="preserve">aud</w:t>
-      </w:r>
-      <w:r>
-        <w:rPr>
-          <w:color w:val="1A2422"/>
-          <w:sz w:val="21"/>
-        </w:rPr>
-        <w:t xml:space="preserve"> antes que los procedimientos de </w:t>
-      </w:r>
-      <w:r>
-        <w:rPr>
-          <w:rFonts w:ascii="Consolas" w:hAnsi="Consolas"/>
-          <w:color w:val="0A423B"/>
-          <w:sz w:val="18"/>
-          <w:shd w:val="clear" w:color="auto" w:fill="F2F5F4"/>
-        </w:rPr>
-        <w:t xml:space="preserve">pay</w:t>
-      </w:r>
-      <w:r>
-        <w:rPr>
-          <w:color w:val="1A2422"/>
-          <w:sz w:val="21"/>
-        </w:rPr>
-        <w:t xml:space="preserve">, porque estos llaman a </w:t>
-      </w:r>
-      <w:r>
-        <w:rPr>
-          <w:rFonts w:ascii="Consolas" w:hAnsi="Consolas"/>
-          <w:color w:val="0A423B"/>
-          <w:sz w:val="18"/>
-          <w:shd w:val="clear" w:color="auto" w:fill="F2F5F4"/>
-        </w:rPr>
-        <w:t xml:space="preserve">aud.REGISTRAR_AUDITORIA</w:t>
-      </w:r>
-      <w:r>
-        <w:rPr>
-          <w:color w:val="1A2422"/>
-          <w:sz w:val="21"/>
-        </w:rPr>
-        <w:t xml:space="preserve">.</w:t>
+        <w:t xml:space="preserve">4. Levantar</w:t>
       </w:r>
     </w:p>
     <w:p>
@@ -1693,74 +1779,6 @@
         </w:pBdr>
       </w:pPr>
       <w:r>
-        <w:t xml:space="preserve">sqlcmd -S "localhost\SQLEXPRESS" -E -d DB_QRBolivia -b -i "Database\Core\Tables\aud.BITACORA.sql,Database\Core\Tables\aud.AUDITORIA.sql,Database\Core\StoredProcedures\aud.INSERT_BITACORA.sql,Database\Core\StoredProcedures\aud.REGISTRAR_AUDITORIA.sql,Database\AccountsAndMovements\Tables\pay.CUENTA.sql,Database\AccountsAndMovements\Tables\pay.MOVIMIENTO.sql,Database\AccountsAndMovements\StoredProcedures\pay.INSERT_CUENTA.sql,Database\AccountsAndMovements\StoredProcedures\pay.APLICAR_MOVIMIENTO.sql,Database\AccountsAndMovements\StoredProcedures\pay.EJECUTAR_PAGO_QR.sql"</w:t>
-      </w:r>
-    </w:p>
-    <w:p>
-      <w:r>
-        <w:rPr>
-          <w:color w:val="1A2422"/>
-          <w:sz w:val="21"/>
-        </w:rPr>
-        <w:t xml:space="preserve">Los scripts son </w:t>
-      </w:r>
-      <w:r>
-        <w:rPr>
-          <w:b/>
-          <w:color w:val="1A2422"/>
-          <w:sz w:val="21"/>
-        </w:rPr>
-        <w:t xml:space="preserve">idempotentes</w:t>
-      </w:r>
-      <w:r>
-        <w:rPr>
-          <w:color w:val="1A2422"/>
-          <w:sz w:val="21"/>
-        </w:rPr>
-        <w:t xml:space="preserve">: se pueden volver a ejecutar sin efecto adicional y sin perder datos.</w:t>
-      </w:r>
-    </w:p>
-    <w:p>
-      <w:pPr>
-        <w:pStyle w:val="Heading2"/>
-      </w:pPr>
-      <w:r>
-        <w:t xml:space="preserve">3. Instalar la auditoría en la base de Auth</w:t>
-      </w:r>
-    </w:p>
-    <w:p>
-      <w:pPr>
-        <w:pStyle w:val="Codigo"/>
-        <w:pBdr>
-          <w:top w:val="single" w:sz="4" w:color="C3D2CE"/>
-          <w:bottom w:val="single" w:sz="4" w:color="C3D2CE"/>
-          <w:left w:val="single" w:sz="18" w:color="0C5C52"/>
-          <w:right w:val="single" w:sz="4" w:color="C3D2CE"/>
-        </w:pBdr>
-      </w:pPr>
-      <w:r>
-        <w:t xml:space="preserve">sqlcmd -S "localhost\SQLEXPRESS" -E -d DB_YastaCoinE -b -i "Database\Core\Tables\aud.BITACORA.sql,Database\Core\Tables\aud.AUDITORIA.sql,Database\Core\StoredProcedures\aud.INSERT_BITACORA.sql,Database\Core\StoredProcedures\aud.REGISTRAR_AUDITORIA.sql"</w:t>
-      </w:r>
-    </w:p>
-    <w:p>
-      <w:pPr>
-        <w:pStyle w:val="Heading2"/>
-      </w:pPr>
-      <w:r>
-        <w:t xml:space="preserve">4. Levantar el servicio</w:t>
-      </w:r>
-    </w:p>
-    <w:p>
-      <w:pPr>
-        <w:pStyle w:val="Codigo"/>
-        <w:pBdr>
-          <w:top w:val="single" w:sz="4" w:color="C3D2CE"/>
-          <w:bottom w:val="single" w:sz="4" w:color="C3D2CE"/>
-          <w:left w:val="single" w:sz="18" w:color="0C5C52"/>
-          <w:right w:val="single" w:sz="4" w:color="C3D2CE"/>
-        </w:pBdr>
-      </w:pPr>
-      <w:r>
         <w:t xml:space="preserve">dotnet run --project Microservices\AccountsAndMovements\AccountsAndMovements.Api</w:t>
       </w:r>
     </w:p>
@@ -1786,7 +1804,7 @@
           <w:color w:val="1A2422"/>
           <w:sz w:val="21"/>
         </w:rPr>
-        <w:t xml:space="preserve"> (texto plano, el que usa Postman) y </w:t>
+        <w:t xml:space="preserve"> —texto plano, el que usa Postman— y </w:t>
       </w:r>
       <w:r>
         <w:rPr>
@@ -1802,16 +1820,7 @@
           <w:color w:val="1A2422"/>
           <w:sz w:val="21"/>
         </w:rPr>
-        <w:t xml:space="preserve">.</w:t>
-      </w:r>
-    </w:p>
-    <w:p>
-      <w:r>
-        <w:rPr>
-          <w:color w:val="1A2422"/>
-          <w:sz w:val="21"/>
-        </w:rPr>
-        <w:t xml:space="preserve">Desde Visual Studio: abrir </w:t>
+        <w:t xml:space="preserve">. Desde Visual Studio: abrir </w:t>
       </w:r>
       <w:r>
         <w:rPr>
@@ -1868,7 +1877,7 @@
           <w:color w:val="1A2422"/>
           <w:sz w:val="21"/>
         </w:rPr>
-        <w:t xml:space="preserve">Todo se puede sobreescribir por variable de entorno con el separador </w:t>
+        <w:t xml:space="preserve">Todo se sobreescribe por variable de entorno con el separador </w:t>
       </w:r>
       <w:r>
         <w:rPr>
@@ -1939,9 +1948,9 @@
         </w:tblCellMar>
       </w:tblPr>
       <w:tblGrid>
-        <w:gridCol w:w="2674"/>
-        <w:gridCol w:w="4223"/>
-        <w:gridCol w:w="2463"/>
+        <w:gridCol w:w="3014"/>
+        <w:gridCol w:w="4759"/>
+        <w:gridCol w:w="1587"/>
       </w:tblGrid>
       <w:tr>
         <w:trPr>
@@ -1949,7 +1958,7 @@
         </w:trPr>
         <w:tc>
           <w:tcPr>
-            <w:tcW w:w="2674" w:type="dxa"/>
+            <w:tcW w:w="3014" w:type="dxa"/>
             <w:shd w:val="clear" w:color="auto" w:fill="DFEEEA"/>
           </w:tcPr>
           <w:p>
@@ -1967,7 +1976,7 @@
         </w:tc>
         <w:tc>
           <w:tcPr>
-            <w:tcW w:w="4223" w:type="dxa"/>
+            <w:tcW w:w="4759" w:type="dxa"/>
             <w:shd w:val="clear" w:color="auto" w:fill="DFEEEA"/>
           </w:tcPr>
           <w:p>
@@ -1985,7 +1994,7 @@
         </w:tc>
         <w:tc>
           <w:tcPr>
-            <w:tcW w:w="2463" w:type="dxa"/>
+            <w:tcW w:w="1587" w:type="dxa"/>
             <w:shd w:val="clear" w:color="auto" w:fill="DFEEEA"/>
           </w:tcPr>
           <w:p>
@@ -2005,7 +2014,7 @@
       <w:tr>
         <w:tc>
           <w:tcPr>
-            <w:tcW w:w="2674" w:type="dxa"/>
+            <w:tcW w:w="3014" w:type="dxa"/>
           </w:tcPr>
           <w:p>
             <w:pPr>
@@ -2024,29 +2033,34 @@
         </w:tc>
         <w:tc>
           <w:tcPr>
-            <w:tcW w:w="4223" w:type="dxa"/>
-          </w:tcPr>
-          <w:p>
-            <w:pPr>
-              <w:pStyle w:val="Celda"/>
-            </w:pPr>
-            <w:r>
-              <w:rPr>
-                <w:color w:val="1A2422"/>
-                <w:sz w:val="18"/>
-              </w:rPr>
-              <w:t xml:space="preserve">Cadena de conexión</w:t>
-            </w:r>
-          </w:p>
-        </w:tc>
-        <w:tc>
-          <w:tcPr>
-            <w:tcW w:w="2463" w:type="dxa"/>
-          </w:tcPr>
-          <w:p>
-            <w:pPr>
-              <w:pStyle w:val="Celda"/>
-            </w:pPr>
+            <w:tcW w:w="4759" w:type="dxa"/>
+          </w:tcPr>
+          <w:p>
+            <w:pPr>
+              <w:pStyle w:val="Celda"/>
+            </w:pPr>
+            <w:r>
+              <w:rPr>
+                <w:color w:val="1A2422"/>
+                <w:sz w:val="18"/>
+              </w:rPr>
+              <w:t xml:space="preserve">Cadena de conexión. </w:t>
+            </w:r>
+            <w:r>
+              <w:rPr>
+                <w:b/>
+                <w:color w:val="1A2422"/>
+                <w:sz w:val="18"/>
+              </w:rPr>
+              <w:t xml:space="preserve">Cada servicio a su base</w:t>
+            </w:r>
+            <w:r>
+              <w:rPr>
+                <w:color w:val="1A2422"/>
+                <w:sz w:val="18"/>
+              </w:rPr>
+              <w:t xml:space="preserve">: AccountsAndMovements a </w:t>
+            </w:r>
             <w:r>
               <w:rPr>
                 <w:rFonts w:ascii="Consolas" w:hAnsi="Consolas"/>
@@ -2054,14 +2068,40 @@
                 <w:sz w:val="15"/>
                 <w:shd w:val="clear" w:color="auto" w:fill="F2F5F4"/>
               </w:rPr>
-              <w:t xml:space="preserve">appsettings.json</w:t>
-            </w:r>
-            <w:r>
-              <w:rPr>
-                <w:color w:val="1A2422"/>
-                <w:sz w:val="18"/>
-              </w:rPr>
-              <w:t xml:space="preserve"> de cada servicio</w:t>
+              <w:t xml:space="preserve">DB_QRBolivia</w:t>
+            </w:r>
+            <w:r>
+              <w:rPr>
+                <w:color w:val="1A2422"/>
+                <w:sz w:val="18"/>
+              </w:rPr>
+              <w:t xml:space="preserve">, Auth a </w:t>
+            </w:r>
+            <w:r>
+              <w:rPr>
+                <w:rFonts w:ascii="Consolas" w:hAnsi="Consolas"/>
+                <w:color w:val="0A423B"/>
+                <w:sz w:val="15"/>
+                <w:shd w:val="clear" w:color="auto" w:fill="F2F5F4"/>
+              </w:rPr>
+              <w:t xml:space="preserve">DB_YastaCoinE</w:t>
+            </w:r>
+          </w:p>
+        </w:tc>
+        <w:tc>
+          <w:tcPr>
+            <w:tcW w:w="1587" w:type="dxa"/>
+          </w:tcPr>
+          <w:p>
+            <w:pPr>
+              <w:pStyle w:val="Celda"/>
+            </w:pPr>
+            <w:r>
+              <w:rPr>
+                <w:color w:val="1A2422"/>
+                <w:sz w:val="18"/>
+              </w:rPr>
+              <w:t xml:space="preserve">Los dos</w:t>
             </w:r>
           </w:p>
         </w:tc>
@@ -2069,7 +2109,7 @@
       <w:tr>
         <w:tc>
           <w:tcPr>
-            <w:tcW w:w="2674" w:type="dxa"/>
+            <w:tcW w:w="3014" w:type="dxa"/>
           </w:tcPr>
           <w:p>
             <w:pPr>
@@ -2088,7 +2128,7 @@
         </w:tc>
         <w:tc>
           <w:tcPr>
-            <w:tcW w:w="4223" w:type="dxa"/>
+            <w:tcW w:w="4759" w:type="dxa"/>
           </w:tcPr>
           <w:p>
             <w:pPr>
@@ -2105,18 +2145,18 @@
         </w:tc>
         <w:tc>
           <w:tcPr>
-            <w:tcW w:w="2463" w:type="dxa"/>
-          </w:tcPr>
-          <w:p>
-            <w:pPr>
-              <w:pStyle w:val="Celda"/>
-            </w:pPr>
-            <w:r>
-              <w:rPr>
-                <w:color w:val="1A2422"/>
-                <w:sz w:val="18"/>
-              </w:rPr>
-              <w:t xml:space="preserve">AccountsAndMovements</w:t>
+            <w:tcW w:w="1587" w:type="dxa"/>
+          </w:tcPr>
+          <w:p>
+            <w:pPr>
+              <w:pStyle w:val="Celda"/>
+            </w:pPr>
+            <w:r>
+              <w:rPr>
+                <w:color w:val="1A2422"/>
+                <w:sz w:val="18"/>
+              </w:rPr>
+              <w:t xml:space="preserve">Los dos</w:t>
             </w:r>
           </w:p>
         </w:tc>
@@ -2124,7 +2164,7 @@
       <w:tr>
         <w:tc>
           <w:tcPr>
-            <w:tcW w:w="2674" w:type="dxa"/>
+            <w:tcW w:w="3014" w:type="dxa"/>
           </w:tcPr>
           <w:p>
             <w:pPr>
@@ -2159,7 +2199,7 @@
         </w:tc>
         <w:tc>
           <w:tcPr>
-            <w:tcW w:w="4223" w:type="dxa"/>
+            <w:tcW w:w="4759" w:type="dxa"/>
           </w:tcPr>
           <w:p>
             <w:pPr>
@@ -2194,13 +2234,13 @@
                 <w:color w:val="1A2422"/>
                 <w:sz w:val="18"/>
               </w:rPr>
-              <w:t xml:space="preserve">Solo aplica en Development y Docker</w:t>
-            </w:r>
-          </w:p>
-        </w:tc>
-        <w:tc>
-          <w:tcPr>
-            <w:tcW w:w="2463" w:type="dxa"/>
+              <w:t xml:space="preserve">Solo en Development y Docker</w:t>
+            </w:r>
+          </w:p>
+        </w:tc>
+        <w:tc>
+          <w:tcPr>
+            <w:tcW w:w="1587" w:type="dxa"/>
           </w:tcPr>
           <w:p>
             <w:pPr>
@@ -2219,7 +2259,7 @@
       <w:tr>
         <w:tc>
           <w:tcPr>
-            <w:tcW w:w="2674" w:type="dxa"/>
+            <w:tcW w:w="3014" w:type="dxa"/>
           </w:tcPr>
           <w:p>
             <w:pPr>
@@ -2238,7 +2278,7 @@
         </w:tc>
         <w:tc>
           <w:tcPr>
-            <w:tcW w:w="4223" w:type="dxa"/>
+            <w:tcW w:w="4759" w:type="dxa"/>
           </w:tcPr>
           <w:p>
             <w:pPr>
@@ -2255,18 +2295,18 @@
         </w:tc>
         <w:tc>
           <w:tcPr>
-            <w:tcW w:w="2463" w:type="dxa"/>
-          </w:tcPr>
-          <w:p>
-            <w:pPr>
-              <w:pStyle w:val="Celda"/>
-            </w:pPr>
-            <w:r>
-              <w:rPr>
-                <w:color w:val="1A2422"/>
-                <w:sz w:val="18"/>
-              </w:rPr>
-              <w:t xml:space="preserve">Auth · por entorno</w:t>
+            <w:tcW w:w="1587" w:type="dxa"/>
+          </w:tcPr>
+          <w:p>
+            <w:pPr>
+              <w:pStyle w:val="Celda"/>
+            </w:pPr>
+            <w:r>
+              <w:rPr>
+                <w:color w:val="1A2422"/>
+                <w:sz w:val="18"/>
+              </w:rPr>
+              <w:t xml:space="preserve">Auth</w:t>
             </w:r>
           </w:p>
         </w:tc>
@@ -2274,7 +2314,7 @@
       <w:tr>
         <w:tc>
           <w:tcPr>
-            <w:tcW w:w="2674" w:type="dxa"/>
+            <w:tcW w:w="3014" w:type="dxa"/>
           </w:tcPr>
           <w:p>
             <w:pPr>
@@ -2289,52 +2329,13 @@
               </w:rPr>
               <w:t xml:space="preserve">Serilog:*</w:t>
             </w:r>
-          </w:p>
-        </w:tc>
-        <w:tc>
-          <w:tcPr>
-            <w:tcW w:w="4223" w:type="dxa"/>
-          </w:tcPr>
-          <w:p>
-            <w:pPr>
-              <w:pStyle w:val="Celda"/>
-            </w:pPr>
-            <w:r>
-              <w:rPr>
-                <w:color w:val="1A2422"/>
-                <w:sz w:val="18"/>
-              </w:rPr>
-              <w:t xml:space="preserve">Nivel y destinos de log</w:t>
-            </w:r>
-          </w:p>
-        </w:tc>
-        <w:tc>
-          <w:tcPr>
-            <w:tcW w:w="2463" w:type="dxa"/>
-          </w:tcPr>
-          <w:p>
-            <w:pPr>
-              <w:pStyle w:val="Celda"/>
-            </w:pPr>
-            <w:r>
-              <w:rPr>
-                <w:color w:val="1A2422"/>
-                <w:sz w:val="18"/>
-              </w:rPr>
-              <w:t xml:space="preserve">Todos</w:t>
-            </w:r>
-          </w:p>
-        </w:tc>
-      </w:tr>
-      <w:tr>
-        <w:tc>
-          <w:tcPr>
-            <w:tcW w:w="2674" w:type="dxa"/>
-          </w:tcPr>
-          <w:p>
-            <w:pPr>
-              <w:pStyle w:val="Celda"/>
-            </w:pPr>
+            <w:r>
+              <w:rPr>
+                <w:color w:val="1A2422"/>
+                <w:sz w:val="18"/>
+              </w:rPr>
+              <w:t xml:space="preserve"> · </w:t>
+            </w:r>
             <w:r>
               <w:rPr>
                 <w:rFonts w:ascii="Consolas" w:hAnsi="Consolas"/>
@@ -2348,35 +2349,35 @@
         </w:tc>
         <w:tc>
           <w:tcPr>
-            <w:tcW w:w="4223" w:type="dxa"/>
-          </w:tcPr>
-          <w:p>
-            <w:pPr>
-              <w:pStyle w:val="Celda"/>
-            </w:pPr>
-            <w:r>
-              <w:rPr>
-                <w:color w:val="1A2422"/>
-                <w:sz w:val="18"/>
-              </w:rPr>
-              <w:t xml:space="preserve">Trazas y métricas</w:t>
-            </w:r>
-          </w:p>
-        </w:tc>
-        <w:tc>
-          <w:tcPr>
-            <w:tcW w:w="2463" w:type="dxa"/>
-          </w:tcPr>
-          <w:p>
-            <w:pPr>
-              <w:pStyle w:val="Celda"/>
-            </w:pPr>
-            <w:r>
-              <w:rPr>
-                <w:color w:val="1A2422"/>
-                <w:sz w:val="18"/>
-              </w:rPr>
-              <w:t xml:space="preserve">Todos</w:t>
+            <w:tcW w:w="4759" w:type="dxa"/>
+          </w:tcPr>
+          <w:p>
+            <w:pPr>
+              <w:pStyle w:val="Celda"/>
+            </w:pPr>
+            <w:r>
+              <w:rPr>
+                <w:color w:val="1A2422"/>
+                <w:sz w:val="18"/>
+              </w:rPr>
+              <w:t xml:space="preserve">Logs, trazas y métricas</w:t>
+            </w:r>
+          </w:p>
+        </w:tc>
+        <w:tc>
+          <w:tcPr>
+            <w:tcW w:w="1587" w:type="dxa"/>
+          </w:tcPr>
+          <w:p>
+            <w:pPr>
+              <w:pStyle w:val="Celda"/>
+            </w:pPr>
+            <w:r>
+              <w:rPr>
+                <w:color w:val="1A2422"/>
+                <w:sz w:val="18"/>
+              </w:rPr>
+              <w:t xml:space="preserve">Los dos</w:t>
             </w:r>
           </w:p>
         </w:tc>
@@ -2386,14 +2387,6 @@
       <w:pPr>
         <w:spacing w:after="0" w:line="120" w:lineRule="exact"/>
       </w:pPr>
-    </w:p>
-    <w:p>
-      <w:pPr>
-        <w:pStyle w:val="Heading2"/>
-      </w:pPr>
-      <w:r>
-        <w:t xml:space="preserve">Los tres entornos</w:t>
-      </w:r>
     </w:p>
     <w:tbl>
       <w:tblPr>
@@ -2700,7 +2693,7 @@
           <w:color w:val="1A2422"/>
           <w:sz w:val="21"/>
         </w:rPr>
-        <w:t xml:space="preserve">: 69 de AccountsAndMovements y 31 de Auth. No necesitan base de datos — los repositorios y los servicios externos están sustituidos con NSubstitute.</w:t>
+        <w:t xml:space="preserve">: 69 de AccountsAndMovements y 31 de Auth. No necesitan base de datos — repositorios y servicios externos van sustituidos con NSubstitute.</w:t>
       </w:r>
     </w:p>
     <w:p>
@@ -2717,7 +2710,39 @@
           <w:color w:val="1A2422"/>
           <w:sz w:val="21"/>
         </w:rPr>
-        <w:t xml:space="preserve">Las pruebas unitarias no cubren lo que vive en SQL: bloqueos, transacciones, restricciones y auditoría. Eso se valida con un script aparte, contra una base temporal que se crea y se borra:</w:t>
+        <w:t xml:space="preserve">Las unitarias no cubren lo que vive en SQL: bloqueos, transacciones, restricciones y auditoría. Para eso se crea una base temporal, se le instala el esquema con el comando del paso 2 cambiando el </w:t>
+      </w:r>
+      <w:r>
+        <w:rPr>
+          <w:rFonts w:ascii="Consolas" w:hAnsi="Consolas"/>
+          <w:color w:val="0A423B"/>
+          <w:sz w:val="18"/>
+          <w:shd w:val="clear" w:color="auto" w:fill="F2F5F4"/>
+        </w:rPr>
+        <w:t xml:space="preserve">-d</w:t>
+      </w:r>
+      <w:r>
+        <w:rPr>
+          <w:color w:val="1A2422"/>
+          <w:sz w:val="21"/>
+        </w:rPr>
+        <w:t xml:space="preserve">, y se corre </w:t>
+      </w:r>
+      <w:r>
+        <w:rPr>
+          <w:rFonts w:ascii="Consolas" w:hAnsi="Consolas"/>
+          <w:color w:val="0A423B"/>
+          <w:sz w:val="18"/>
+          <w:shd w:val="clear" w:color="auto" w:fill="F2F5F4"/>
+        </w:rPr>
+        <w:t xml:space="preserve">docs/validacion.sql</w:t>
+      </w:r>
+      <w:r>
+        <w:rPr>
+          <w:color w:val="1A2422"/>
+          <w:sz w:val="21"/>
+        </w:rPr>
+        <w:t xml:space="preserve">:</w:t>
       </w:r>
     </w:p>
     <w:p>
@@ -2740,7 +2765,24 @@
           <w:color w:val="1A2422"/>
           <w:sz w:val="21"/>
         </w:rPr>
-        <w:t xml:space="preserve">Después se instala el esquema en </w:t>
+        <w:t xml:space="preserve">Verifica 19 puntos: saldos, idempotencia por los dos caminos, rechazo por saldo insuficiente, que una operación rechazada no deje auditoría, el enlace bitácora  auditoría, y que todo saldo sea reconstruible sumando sus asientos.</w:t>
+      </w:r>
+    </w:p>
+    <w:p>
+      <w:pPr>
+        <w:pStyle w:val="Heading2"/>
+      </w:pPr>
+      <w:r>
+        <w:t xml:space="preserve">Concurrencia</w:t>
+      </w:r>
+    </w:p>
+    <w:p>
+      <w:r>
+        <w:rPr>
+          <w:color w:val="1A2422"/>
+          <w:sz w:val="21"/>
+        </w:rPr>
+        <w:t xml:space="preserve">No se prueba desde Postman, que manda las peticiones en serie: se prueba con dos sesiones simultáneas de </w:t>
       </w:r>
       <w:r>
         <w:rPr>
@@ -2749,14 +2791,14 @@
           <w:sz w:val="18"/>
           <w:shd w:val="clear" w:color="auto" w:fill="F2F5F4"/>
         </w:rPr>
-        <w:t xml:space="preserve">DB_VALIDA_TMP</w:t>
-      </w:r>
-      <w:r>
-        <w:rPr>
-          <w:color w:val="1A2422"/>
-          <w:sz w:val="21"/>
-        </w:rPr>
-        <w:t xml:space="preserve"> con el mismo comando del paso 2 cambiando el </w:t>
+        <w:t xml:space="preserve">sqlcmd</w:t>
+      </w:r>
+      <w:r>
+        <w:rPr>
+          <w:color w:val="1A2422"/>
+          <w:sz w:val="21"/>
+        </w:rPr>
+        <w:t xml:space="preserve"> sincronizadas con </w:t>
       </w:r>
       <w:r>
         <w:rPr>
@@ -2765,14 +2807,14 @@
           <w:sz w:val="18"/>
           <w:shd w:val="clear" w:color="auto" w:fill="F2F5F4"/>
         </w:rPr>
-        <w:t xml:space="preserve">-d</w:t>
-      </w:r>
-      <w:r>
-        <w:rPr>
-          <w:color w:val="1A2422"/>
-          <w:sz w:val="21"/>
-        </w:rPr>
-        <w:t xml:space="preserve">, y se corre </w:t>
+        <w:t xml:space="preserve">WAITFOR TIME</w:t>
+      </w:r>
+      <w:r>
+        <w:rPr>
+          <w:color w:val="1A2422"/>
+          <w:sz w:val="21"/>
+        </w:rPr>
+        <w:t xml:space="preserve">, o con </w:t>
       </w:r>
       <w:r>
         <w:rPr>
@@ -2781,31 +2823,14 @@
           <w:sz w:val="18"/>
           <w:shd w:val="clear" w:color="auto" w:fill="F2F5F4"/>
         </w:rPr>
-        <w:t xml:space="preserve">docs/validacion.sql</w:t>
-      </w:r>
-      <w:r>
-        <w:rPr>
-          <w:color w:val="1A2422"/>
-          <w:sz w:val="21"/>
-        </w:rPr>
-        <w:t xml:space="preserve">. Verifica 19 puntos: los saldos, la idempotencia por los dos caminos, el rechazo por saldo insuficiente, que una operación rechazada no deje auditoría, el enlace bitácora  auditoría, y que todo saldo sea reconstruible sumando sus asientos.</w:t>
-      </w:r>
-    </w:p>
-    <w:p>
-      <w:pPr>
-        <w:pStyle w:val="Heading2"/>
-      </w:pPr>
-      <w:r>
-        <w:t xml:space="preserve">Concurrencia</w:t>
-      </w:r>
-    </w:p>
-    <w:p>
-      <w:r>
-        <w:rPr>
-          <w:color w:val="1A2422"/>
-          <w:sz w:val="21"/>
-        </w:rPr>
-        <w:t xml:space="preserve">No se prueba desde Postman: manda las peticiones en serie. Se prueba con dos sesiones simultáneas de </w:t>
+        <w:t xml:space="preserve">ghz</w:t>
+      </w:r>
+      <w:r>
+        <w:rPr>
+          <w:color w:val="1A2422"/>
+          <w:sz w:val="21"/>
+        </w:rPr>
+        <w:t xml:space="preserve"> contra el endpoint gRPC. El escenario está en </w:t>
       </w:r>
       <w:r>
         <w:rPr>
@@ -2814,55 +2839,7 @@
           <w:sz w:val="18"/>
           <w:shd w:val="clear" w:color="auto" w:fill="F2F5F4"/>
         </w:rPr>
-        <w:t xml:space="preserve">sqlcmd</w:t>
-      </w:r>
-      <w:r>
-        <w:rPr>
-          <w:color w:val="1A2422"/>
-          <w:sz w:val="21"/>
-        </w:rPr>
-        <w:t xml:space="preserve"> sincronizadas con </w:t>
-      </w:r>
-      <w:r>
-        <w:rPr>
-          <w:rFonts w:ascii="Consolas" w:hAnsi="Consolas"/>
-          <w:color w:val="0A423B"/>
-          <w:sz w:val="18"/>
-          <w:shd w:val="clear" w:color="auto" w:fill="F2F5F4"/>
-        </w:rPr>
-        <w:t xml:space="preserve">WAITFOR TIME</w:t>
-      </w:r>
-      <w:r>
-        <w:rPr>
-          <w:color w:val="1A2422"/>
-          <w:sz w:val="21"/>
-        </w:rPr>
-        <w:t xml:space="preserve">, o con </w:t>
-      </w:r>
-      <w:r>
-        <w:rPr>
-          <w:rFonts w:ascii="Consolas" w:hAnsi="Consolas"/>
-          <w:color w:val="0A423B"/>
-          <w:sz w:val="18"/>
-          <w:shd w:val="clear" w:color="auto" w:fill="F2F5F4"/>
-        </w:rPr>
-        <w:t xml:space="preserve">ghz</w:t>
-      </w:r>
-      <w:r>
-        <w:rPr>
-          <w:color w:val="1A2422"/>
-          <w:sz w:val="21"/>
-        </w:rPr>
-        <w:t xml:space="preserve"> contra el endpoint gRPC. El escenario está en </w:t>
-      </w:r>
-      <w:r>
-        <w:rPr>
-          <w:rFonts w:ascii="Consolas" w:hAnsi="Consolas"/>
-          <w:color w:val="0A423B"/>
-          <w:sz w:val="18"/>
-          <w:shd w:val="clear" w:color="auto" w:fill="F2F5F4"/>
-        </w:rPr>
-        <w:t xml:space="preserve">docs/diagramas/04-concurrencia.drawio.txt</w:t>
+        <w:t xml:space="preserve">04-concurrencia</w:t>
       </w:r>
       <w:r>
         <w:rPr>
@@ -2998,7 +2975,7 @@
           <w:color w:val="1A2422"/>
           <w:sz w:val="21"/>
         </w:rPr>
-        <w:t xml:space="preserve">En el mismo diálogo agregar como </w:t>
+        <w:t xml:space="preserve">En el mismo diálogo, agregar como </w:t>
       </w:r>
       <w:r>
         <w:rPr>
@@ -3031,7 +3008,7 @@
           <w:color w:val="1A2422"/>
           <w:sz w:val="21"/>
         </w:rPr>
-        <w:t xml:space="preserve">. Sin eso la importación falla: el proto hace </w:t>
+        <w:t xml:space="preserve">. Sin eso falla la importación: el proto hace </w:t>
       </w:r>
       <w:r>
         <w:rPr>
@@ -3150,16 +3127,7 @@
           <w:color w:val="1A2422"/>
           <w:sz w:val="21"/>
         </w:rPr>
-        <w:t xml:space="preserve"> es obligatorio.</w:t>
-      </w:r>
-    </w:p>
-    <w:p>
-      <w:r>
-        <w:rPr>
-          <w:color w:val="1A2422"/>
-          <w:sz w:val="21"/>
-        </w:rPr>
-        <w:t xml:space="preserve">Los bodies de ejemplo de cada endpoint están en </w:t>
+        <w:t xml:space="preserve"> es obligatorio. Los bodies de ejemplo están en </w:t>
       </w:r>
       <w:r>
         <w:rPr>
@@ -3168,7 +3136,7 @@
           <w:sz w:val="18"/>
           <w:shd w:val="clear" w:color="auto" w:fill="F2F5F4"/>
         </w:rPr>
-        <w:t xml:space="preserve">docs/ENDPOINTS.md</w:t>
+        <w:t xml:space="preserve">ENDPOINTS.md</w:t>
       </w:r>
       <w:r>
         <w:rPr>
@@ -3214,9 +3182,9 @@
         </w:tblCellMar>
       </w:tblPr>
       <w:tblGrid>
-        <w:gridCol w:w="3139"/>
-        <w:gridCol w:w="3424"/>
-        <w:gridCol w:w="2797"/>
+        <w:gridCol w:w="2942"/>
+        <w:gridCol w:w="3209"/>
+        <w:gridCol w:w="3209"/>
       </w:tblGrid>
       <w:tr>
         <w:trPr>
@@ -3224,7 +3192,7 @@
         </w:trPr>
         <w:tc>
           <w:tcPr>
-            <w:tcW w:w="3139" w:type="dxa"/>
+            <w:tcW w:w="2942" w:type="dxa"/>
             <w:shd w:val="clear" w:color="auto" w:fill="DFEEEA"/>
           </w:tcPr>
           <w:p>
@@ -3242,7 +3210,7 @@
         </w:tc>
         <w:tc>
           <w:tcPr>
-            <w:tcW w:w="3424" w:type="dxa"/>
+            <w:tcW w:w="3209" w:type="dxa"/>
             <w:shd w:val="clear" w:color="auto" w:fill="DFEEEA"/>
           </w:tcPr>
           <w:p>
@@ -3260,7 +3228,7 @@
         </w:tc>
         <w:tc>
           <w:tcPr>
-            <w:tcW w:w="2797" w:type="dxa"/>
+            <w:tcW w:w="3209" w:type="dxa"/>
             <w:shd w:val="clear" w:color="auto" w:fill="DFEEEA"/>
           </w:tcPr>
           <w:p>
@@ -3280,36 +3248,12 @@
       <w:tr>
         <w:tc>
           <w:tcPr>
-            <w:tcW w:w="3139" w:type="dxa"/>
-          </w:tcPr>
-          <w:p>
-            <w:pPr>
-              <w:pStyle w:val="Celda"/>
-            </w:pPr>
-            <w:r>
-              <w:rPr>
-                <w:color w:val="1A2422"/>
-                <w:sz w:val="18"/>
-              </w:rPr>
-              <w:t xml:space="preserve">La app no arranca y el error menciona JSON</w:t>
-            </w:r>
-          </w:p>
-        </w:tc>
-        <w:tc>
-          <w:tcPr>
-            <w:tcW w:w="3424" w:type="dxa"/>
-          </w:tcPr>
-          <w:p>
-            <w:pPr>
-              <w:pStyle w:val="Celda"/>
-            </w:pPr>
-            <w:r>
-              <w:rPr>
-                <w:color w:val="1A2422"/>
-                <w:sz w:val="18"/>
-              </w:rPr>
-              <w:t xml:space="preserve">Un </w:t>
-            </w:r>
+            <w:tcW w:w="2942" w:type="dxa"/>
+          </w:tcPr>
+          <w:p>
+            <w:pPr>
+              <w:pStyle w:val="Celda"/>
+            </w:pPr>
             <w:r>
               <w:rPr>
                 <w:rFonts w:ascii="Consolas" w:hAnsi="Consolas"/>
@@ -3317,14 +3261,41 @@
                 <w:sz w:val="15"/>
                 <w:shd w:val="clear" w:color="auto" w:fill="F2F5F4"/>
               </w:rPr>
-              <w:t xml:space="preserve">appsettings.*.json</w:t>
-            </w:r>
-            <w:r>
-              <w:rPr>
-                <w:color w:val="1A2422"/>
-                <w:sz w:val="18"/>
-              </w:rPr>
-              <w:t xml:space="preserve"> con </w:t>
+              <w:t xml:space="preserve">Invalid object name 'commerce.X'</w:t>
+            </w:r>
+          </w:p>
+        </w:tc>
+        <w:tc>
+          <w:tcPr>
+            <w:tcW w:w="3209" w:type="dxa"/>
+          </w:tcPr>
+          <w:p>
+            <w:pPr>
+              <w:pStyle w:val="Celda"/>
+            </w:pPr>
+            <w:r>
+              <w:rPr>
+                <w:color w:val="1A2422"/>
+                <w:sz w:val="18"/>
+              </w:rPr>
+              <w:t xml:space="preserve">El servicio apunta a una base donde no se corrieron los scripts</w:t>
+            </w:r>
+          </w:p>
+        </w:tc>
+        <w:tc>
+          <w:tcPr>
+            <w:tcW w:w="3209" w:type="dxa"/>
+          </w:tcPr>
+          <w:p>
+            <w:pPr>
+              <w:pStyle w:val="Celda"/>
+            </w:pPr>
+            <w:r>
+              <w:rPr>
+                <w:color w:val="1A2422"/>
+                <w:sz w:val="18"/>
+              </w:rPr>
+              <w:t xml:space="preserve">Comparar el </w:t>
             </w:r>
             <w:r>
               <w:rPr>
@@ -3333,32 +3304,27 @@
                 <w:sz w:val="15"/>
                 <w:shd w:val="clear" w:color="auto" w:fill="F2F5F4"/>
               </w:rPr>
-              <w:t xml:space="preserve">\</w:t>
-            </w:r>
-            <w:r>
-              <w:rPr>
-                <w:color w:val="1A2422"/>
-                <w:sz w:val="18"/>
-              </w:rPr>
-              <w:t xml:space="preserve"> sin escapar en una ruta de Windows</w:t>
-            </w:r>
-          </w:p>
-        </w:tc>
-        <w:tc>
-          <w:tcPr>
-            <w:tcW w:w="2797" w:type="dxa"/>
-          </w:tcPr>
-          <w:p>
-            <w:pPr>
-              <w:pStyle w:val="Celda"/>
-            </w:pPr>
-            <w:r>
-              <w:rPr>
-                <w:color w:val="1A2422"/>
-                <w:sz w:val="18"/>
-              </w:rPr>
-              <w:t xml:space="preserve">Usar </w:t>
-            </w:r>
+              <w:t xml:space="preserve">Database</w:t>
+            </w:r>
+            <w:r>
+              <w:rPr>
+                <w:color w:val="1A2422"/>
+                <w:sz w:val="18"/>
+              </w:rPr>
+              <w:t xml:space="preserve"> de la cadena con la base donde están los objetos. Cada servicio va a la suya</w:t>
+            </w:r>
+          </w:p>
+        </w:tc>
+      </w:tr>
+      <w:tr>
+        <w:tc>
+          <w:tcPr>
+            <w:tcW w:w="2942" w:type="dxa"/>
+          </w:tcPr>
+          <w:p>
+            <w:pPr>
+              <w:pStyle w:val="Celda"/>
+            </w:pPr>
             <w:r>
               <w:rPr>
                 <w:rFonts w:ascii="Consolas" w:hAnsi="Consolas"/>
@@ -3366,7 +3332,88 @@
                 <w:sz w:val="15"/>
                 <w:shd w:val="clear" w:color="auto" w:fill="F2F5F4"/>
               </w:rPr>
-              <w:t xml:space="preserve">\\</w:t>
+              <w:t xml:space="preserve">Could not find stored procedure 'aud.INSERT_BITACORA'</w:t>
+            </w:r>
+          </w:p>
+        </w:tc>
+        <w:tc>
+          <w:tcPr>
+            <w:tcW w:w="3209" w:type="dxa"/>
+          </w:tcPr>
+          <w:p>
+            <w:pPr>
+              <w:pStyle w:val="Celda"/>
+            </w:pPr>
+            <w:r>
+              <w:rPr>
+                <w:color w:val="1A2422"/>
+                <w:sz w:val="18"/>
+              </w:rPr>
+              <w:t xml:space="preserve">Falta el </w:t>
+            </w:r>
+            <w:r>
+              <w:rPr>
+                <w:rFonts w:ascii="Consolas" w:hAnsi="Consolas"/>
+                <w:color w:val="0A423B"/>
+                <w:sz w:val="15"/>
+                <w:shd w:val="clear" w:color="auto" w:fill="F2F5F4"/>
+              </w:rPr>
+              <w:t xml:space="preserve">aud</w:t>
+            </w:r>
+            <w:r>
+              <w:rPr>
+                <w:color w:val="1A2422"/>
+                <w:sz w:val="18"/>
+              </w:rPr>
+              <w:t xml:space="preserve"> de esa base</w:t>
+            </w:r>
+          </w:p>
+        </w:tc>
+        <w:tc>
+          <w:tcPr>
+            <w:tcW w:w="3209" w:type="dxa"/>
+          </w:tcPr>
+          <w:p>
+            <w:pPr>
+              <w:pStyle w:val="Celda"/>
+            </w:pPr>
+            <w:r>
+              <w:rPr>
+                <w:color w:val="1A2422"/>
+                <w:sz w:val="18"/>
+              </w:rPr>
+              <w:t xml:space="preserve">Los scripts de </w:t>
+            </w:r>
+            <w:r>
+              <w:rPr>
+                <w:rFonts w:ascii="Consolas" w:hAnsi="Consolas"/>
+                <w:color w:val="0A423B"/>
+                <w:sz w:val="15"/>
+                <w:shd w:val="clear" w:color="auto" w:fill="F2F5F4"/>
+              </w:rPr>
+              <w:t xml:space="preserve">Core</w:t>
+            </w:r>
+            <w:r>
+              <w:rPr>
+                <w:color w:val="1A2422"/>
+                <w:sz w:val="18"/>
+              </w:rPr>
+              <w:t xml:space="preserve"> van en </w:t>
+            </w:r>
+            <w:r>
+              <w:rPr>
+                <w:b/>
+                <w:color w:val="1A2422"/>
+                <w:sz w:val="18"/>
+              </w:rPr>
+              <w:t xml:space="preserve">las dos</w:t>
+            </w:r>
+            <w:r>
+              <w:rPr>
+                <w:color w:val="1A2422"/>
+                <w:sz w:val="18"/>
+              </w:rPr>
+              <w:t xml:space="preserve"> bases, no en una</w:t>
             </w:r>
           </w:p>
         </w:tc>
@@ -3374,53 +3421,12 @@
       <w:tr>
         <w:tc>
           <w:tcPr>
-            <w:tcW w:w="3139" w:type="dxa"/>
-          </w:tcPr>
-          <w:p>
-            <w:pPr>
-              <w:pStyle w:val="Celda"/>
-            </w:pPr>
-            <w:r>
-              <w:rPr>
-                <w:color w:val="1A2422"/>
-                <w:sz w:val="18"/>
-              </w:rPr>
-              <w:t xml:space="preserve">Postman no conecta</w:t>
-            </w:r>
-          </w:p>
-        </w:tc>
-        <w:tc>
-          <w:tcPr>
-            <w:tcW w:w="3424" w:type="dxa"/>
-          </w:tcPr>
-          <w:p>
-            <w:pPr>
-              <w:pStyle w:val="Celda"/>
-            </w:pPr>
-            <w:r>
-              <w:rPr>
-                <w:color w:val="1A2422"/>
-                <w:sz w:val="18"/>
-              </w:rPr>
-              <w:t xml:space="preserve">TLS encendido, o el servicio escuchando en HTTPS</w:t>
-            </w:r>
-          </w:p>
-        </w:tc>
-        <w:tc>
-          <w:tcPr>
-            <w:tcW w:w="2797" w:type="dxa"/>
-          </w:tcPr>
-          <w:p>
-            <w:pPr>
-              <w:pStyle w:val="Celda"/>
-            </w:pPr>
-            <w:r>
-              <w:rPr>
-                <w:color w:val="1A2422"/>
-                <w:sz w:val="18"/>
-              </w:rPr>
-              <w:t xml:space="preserve">Usar </w:t>
-            </w:r>
+            <w:tcW w:w="2942" w:type="dxa"/>
+          </w:tcPr>
+          <w:p>
+            <w:pPr>
+              <w:pStyle w:val="Celda"/>
+            </w:pPr>
             <w:r>
               <w:rPr>
                 <w:rFonts w:ascii="Consolas" w:hAnsi="Consolas"/>
@@ -3428,14 +3434,50 @@
                 <w:sz w:val="15"/>
                 <w:shd w:val="clear" w:color="auto" w:fill="F2F5F4"/>
               </w:rPr>
-              <w:t xml:space="preserve">localhost:52131</w:t>
-            </w:r>
-            <w:r>
-              <w:rPr>
-                <w:color w:val="1A2422"/>
-                <w:sz w:val="18"/>
-              </w:rPr>
-              <w:t xml:space="preserve"> sin TLS</w:t>
+              <w:t xml:space="preserve">Unavailable</w:t>
+            </w:r>
+            <w:r>
+              <w:rPr>
+                <w:color w:val="1A2422"/>
+                <w:sz w:val="18"/>
+              </w:rPr>
+              <w:t xml:space="preserve"> hacia otro microservicio</w:t>
+            </w:r>
+          </w:p>
+        </w:tc>
+        <w:tc>
+          <w:tcPr>
+            <w:tcW w:w="3209" w:type="dxa"/>
+          </w:tcPr>
+          <w:p>
+            <w:pPr>
+              <w:pStyle w:val="Celda"/>
+            </w:pPr>
+            <w:r>
+              <w:rPr>
+                <w:color w:val="1A2422"/>
+                <w:sz w:val="18"/>
+              </w:rPr>
+              <w:t xml:space="preserve">Clientes, Comercios, QR o Monedas no están levantados</w:t>
+            </w:r>
+          </w:p>
+        </w:tc>
+        <w:tc>
+          <w:tcPr>
+            <w:tcW w:w="3209" w:type="dxa"/>
+          </w:tcPr>
+          <w:p>
+            <w:pPr>
+              <w:pStyle w:val="Celda"/>
+            </w:pPr>
+            <w:r>
+              <w:rPr>
+                <w:rFonts w:ascii="Consolas" w:hAnsi="Consolas"/>
+                <w:color w:val="0A423B"/>
+                <w:sz w:val="15"/>
+                <w:shd w:val="clear" w:color="auto" w:fill="F2F5F4"/>
+              </w:rPr>
+              <w:t xml:space="preserve">UseFakeExternalServices: true</w:t>
             </w:r>
           </w:p>
         </w:tc>
@@ -3443,19 +3485,46 @@
       <w:tr>
         <w:tc>
           <w:tcPr>
-            <w:tcW w:w="3139" w:type="dxa"/>
-          </w:tcPr>
-          <w:p>
-            <w:pPr>
-              <w:pStyle w:val="Celda"/>
-            </w:pPr>
-            <w:r>
-              <w:rPr>
-                <w:color w:val="1A2422"/>
-                <w:sz w:val="18"/>
-              </w:rPr>
-              <w:t xml:space="preserve">Falla al importar el </w:t>
-            </w:r>
+            <w:tcW w:w="2942" w:type="dxa"/>
+          </w:tcPr>
+          <w:p>
+            <w:pPr>
+              <w:pStyle w:val="Celda"/>
+            </w:pPr>
+            <w:r>
+              <w:rPr>
+                <w:color w:val="1A2422"/>
+                <w:sz w:val="18"/>
+              </w:rPr>
+              <w:t xml:space="preserve">Postman no conecta</w:t>
+            </w:r>
+          </w:p>
+        </w:tc>
+        <w:tc>
+          <w:tcPr>
+            <w:tcW w:w="3209" w:type="dxa"/>
+          </w:tcPr>
+          <w:p>
+            <w:pPr>
+              <w:pStyle w:val="Celda"/>
+            </w:pPr>
+            <w:r>
+              <w:rPr>
+                <w:color w:val="1A2422"/>
+                <w:sz w:val="18"/>
+              </w:rPr>
+              <w:t xml:space="preserve">TLS encendido, o el servicio en HTTPS</w:t>
+            </w:r>
+          </w:p>
+        </w:tc>
+        <w:tc>
+          <w:tcPr>
+            <w:tcW w:w="3209" w:type="dxa"/>
+          </w:tcPr>
+          <w:p>
+            <w:pPr>
+              <w:pStyle w:val="Celda"/>
+            </w:pPr>
             <w:r>
               <w:rPr>
                 <w:rFonts w:ascii="Consolas" w:hAnsi="Consolas"/>
@@ -3463,24 +3532,33 @@
                 <w:sz w:val="15"/>
                 <w:shd w:val="clear" w:color="auto" w:fill="F2F5F4"/>
               </w:rPr>
-              <w:t xml:space="preserve">.proto</w:t>
-            </w:r>
-          </w:p>
-        </w:tc>
-        <w:tc>
-          <w:tcPr>
-            <w:tcW w:w="3424" w:type="dxa"/>
-          </w:tcPr>
-          <w:p>
-            <w:pPr>
-              <w:pStyle w:val="Celda"/>
-            </w:pPr>
-            <w:r>
-              <w:rPr>
-                <w:color w:val="1A2422"/>
-                <w:sz w:val="18"/>
-              </w:rPr>
-              <w:t xml:space="preserve">Falta el import path de </w:t>
+              <w:t xml:space="preserve">localhost:52131</w:t>
+            </w:r>
+            <w:r>
+              <w:rPr>
+                <w:color w:val="1A2422"/>
+                <w:sz w:val="18"/>
+              </w:rPr>
+              <w:t xml:space="preserve"> sin TLS</w:t>
+            </w:r>
+          </w:p>
+        </w:tc>
+      </w:tr>
+      <w:tr>
+        <w:tc>
+          <w:tcPr>
+            <w:tcW w:w="2942" w:type="dxa"/>
+          </w:tcPr>
+          <w:p>
+            <w:pPr>
+              <w:pStyle w:val="Celda"/>
+            </w:pPr>
+            <w:r>
+              <w:rPr>
+                <w:color w:val="1A2422"/>
+                <w:sz w:val="18"/>
+              </w:rPr>
+              <w:t xml:space="preserve">Falla al importar el </w:t>
             </w:r>
             <w:r>
               <w:rPr>
@@ -3489,13 +3567,39 @@
                 <w:sz w:val="15"/>
                 <w:shd w:val="clear" w:color="auto" w:fill="F2F5F4"/>
               </w:rPr>
+              <w:t xml:space="preserve">.proto</w:t>
+            </w:r>
+          </w:p>
+        </w:tc>
+        <w:tc>
+          <w:tcPr>
+            <w:tcW w:w="3209" w:type="dxa"/>
+          </w:tcPr>
+          <w:p>
+            <w:pPr>
+              <w:pStyle w:val="Celda"/>
+            </w:pPr>
+            <w:r>
+              <w:rPr>
+                <w:color w:val="1A2422"/>
+                <w:sz w:val="18"/>
+              </w:rPr>
+              <w:t xml:space="preserve">Falta el import path de </w:t>
+            </w:r>
+            <w:r>
+              <w:rPr>
+                <w:rFonts w:ascii="Consolas" w:hAnsi="Consolas"/>
+                <w:color w:val="0A423B"/>
+                <w:sz w:val="15"/>
+                <w:shd w:val="clear" w:color="auto" w:fill="F2F5F4"/>
+              </w:rPr>
               <w:t xml:space="preserve">base_response.proto</w:t>
             </w:r>
           </w:p>
         </w:tc>
         <w:tc>
           <w:tcPr>
-            <w:tcW w:w="2797" w:type="dxa"/>
+            <w:tcW w:w="3209" w:type="dxa"/>
           </w:tcPr>
           <w:p>
             <w:pPr>
@@ -3514,7 +3618,7 @@
       <w:tr>
         <w:tc>
           <w:tcPr>
-            <w:tcW w:w="3139" w:type="dxa"/>
+            <w:tcW w:w="2942" w:type="dxa"/>
           </w:tcPr>
           <w:p>
             <w:pPr>
@@ -3534,13 +3638,13 @@
                 <w:color w:val="1A2422"/>
                 <w:sz w:val="18"/>
               </w:rPr>
-              <w:t xml:space="preserve"> al ejecutar un SP</w:t>
-            </w:r>
-          </w:p>
-        </w:tc>
-        <w:tc>
-          <w:tcPr>
-            <w:tcW w:w="3424" w:type="dxa"/>
+              <w:t xml:space="preserve"> en un DML o un SP</w:t>
+            </w:r>
+          </w:p>
+        </w:tc>
+        <w:tc>
+          <w:tcPr>
+            <w:tcW w:w="3209" w:type="dxa"/>
           </w:tcPr>
           <w:p>
             <w:pPr>
@@ -3560,24 +3664,56 @@
                 <w:color w:val="1A2422"/>
                 <w:sz w:val="18"/>
               </w:rPr>
-              <w:t xml:space="preserve"> al crearlo</w:t>
-            </w:r>
-          </w:p>
-        </w:tc>
-        <w:tc>
-          <w:tcPr>
-            <w:tcW w:w="2797" w:type="dxa"/>
-          </w:tcPr>
-          <w:p>
-            <w:pPr>
-              <w:pStyle w:val="Celda"/>
-            </w:pPr>
-            <w:r>
-              <w:rPr>
-                <w:color w:val="1A2422"/>
-                <w:sz w:val="18"/>
-              </w:rPr>
-              <w:t xml:space="preserve">Los scripts ya lo fuerzan; volver a ejecutarlos</w:t>
+              <w:t xml:space="preserve">; los índices filtrados lo exigen</w:t>
+            </w:r>
+          </w:p>
+        </w:tc>
+        <w:tc>
+          <w:tcPr>
+            <w:tcW w:w="3209" w:type="dxa"/>
+          </w:tcPr>
+          <w:p>
+            <w:pPr>
+              <w:pStyle w:val="Celda"/>
+            </w:pPr>
+            <w:r>
+              <w:rPr>
+                <w:color w:val="1A2422"/>
+                <w:sz w:val="18"/>
+              </w:rPr>
+              <w:t xml:space="preserve">En </w:t>
+            </w:r>
+            <w:r>
+              <w:rPr>
+                <w:rFonts w:ascii="Consolas" w:hAnsi="Consolas"/>
+                <w:color w:val="0A423B"/>
+                <w:sz w:val="15"/>
+                <w:shd w:val="clear" w:color="auto" w:fill="F2F5F4"/>
+              </w:rPr>
+              <w:t xml:space="preserve">sqlcmd</w:t>
+            </w:r>
+            <w:r>
+              <w:rPr>
+                <w:color w:val="1A2422"/>
+                <w:sz w:val="18"/>
+              </w:rPr>
+              <w:t xml:space="preserve">, abrir con </w:t>
+            </w:r>
+            <w:r>
+              <w:rPr>
+                <w:rFonts w:ascii="Consolas" w:hAnsi="Consolas"/>
+                <w:color w:val="0A423B"/>
+                <w:sz w:val="15"/>
+                <w:shd w:val="clear" w:color="auto" w:fill="F2F5F4"/>
+              </w:rPr>
+              <w:t xml:space="preserve">SET QUOTED_IDENTIFIER ON;</w:t>
+            </w:r>
+            <w:r>
+              <w:rPr>
+                <w:color w:val="1A2422"/>
+                <w:sz w:val="18"/>
+              </w:rPr>
+              <w:t xml:space="preserve">. La app no se ve afectada</w:t>
             </w:r>
           </w:p>
         </w:tc>
@@ -3585,7 +3721,7 @@
       <w:tr>
         <w:tc>
           <w:tcPr>
-            <w:tcW w:w="3139" w:type="dxa"/>
+            <w:tcW w:w="2942" w:type="dxa"/>
           </w:tcPr>
           <w:p>
             <w:pPr>
@@ -3604,35 +3740,35 @@
         </w:tc>
         <w:tc>
           <w:tcPr>
-            <w:tcW w:w="3424" w:type="dxa"/>
-          </w:tcPr>
-          <w:p>
-            <w:pPr>
-              <w:pStyle w:val="Celda"/>
-            </w:pPr>
-            <w:r>
-              <w:rPr>
-                <w:color w:val="1A2422"/>
-                <w:sz w:val="18"/>
-              </w:rPr>
-              <w:t xml:space="preserve">Endpoint que saca el cliente del JWT y el token no trae el claim</w:t>
-            </w:r>
-          </w:p>
-        </w:tc>
-        <w:tc>
-          <w:tcPr>
-            <w:tcW w:w="2797" w:type="dxa"/>
-          </w:tcPr>
-          <w:p>
-            <w:pPr>
-              <w:pStyle w:val="Celda"/>
-            </w:pPr>
-            <w:r>
-              <w:rPr>
-                <w:color w:val="1A2422"/>
-                <w:sz w:val="18"/>
-              </w:rPr>
-              <w:t xml:space="preserve">Usar un JWT con </w:t>
+            <w:tcW w:w="3209" w:type="dxa"/>
+          </w:tcPr>
+          <w:p>
+            <w:pPr>
+              <w:pStyle w:val="Celda"/>
+            </w:pPr>
+            <w:r>
+              <w:rPr>
+                <w:color w:val="1A2422"/>
+                <w:sz w:val="18"/>
+              </w:rPr>
+              <w:t xml:space="preserve">Endpoint  y el token no trae el claim</w:t>
+            </w:r>
+          </w:p>
+        </w:tc>
+        <w:tc>
+          <w:tcPr>
+            <w:tcW w:w="3209" w:type="dxa"/>
+          </w:tcPr>
+          <w:p>
+            <w:pPr>
+              <w:pStyle w:val="Celda"/>
+            </w:pPr>
+            <w:r>
+              <w:rPr>
+                <w:color w:val="1A2422"/>
+                <w:sz w:val="18"/>
+              </w:rPr>
+              <w:t xml:space="preserve">Un JWT con </w:t>
             </w:r>
             <w:r>
               <w:rPr>
@@ -3665,18 +3801,18 @@
       <w:tr>
         <w:tc>
           <w:tcPr>
-            <w:tcW w:w="3139" w:type="dxa"/>
-          </w:tcPr>
-          <w:p>
-            <w:pPr>
-              <w:pStyle w:val="Celda"/>
-            </w:pPr>
-            <w:r>
-              <w:rPr>
-                <w:color w:val="1A2422"/>
-                <w:sz w:val="18"/>
-              </w:rPr>
-              <w:t xml:space="preserve">El build local falla con </w:t>
+            <w:tcW w:w="2942" w:type="dxa"/>
+          </w:tcPr>
+          <w:p>
+            <w:pPr>
+              <w:pStyle w:val="Celda"/>
+            </w:pPr>
+            <w:r>
+              <w:rPr>
+                <w:color w:val="1A2422"/>
+                <w:sz w:val="18"/>
+              </w:rPr>
+              <w:t xml:space="preserve">El build falla con </w:t>
             </w:r>
             <w:r>
               <w:rPr>
@@ -3691,7 +3827,7 @@
         </w:tc>
         <w:tc>
           <w:tcPr>
-            <w:tcW w:w="3424" w:type="dxa"/>
+            <w:tcW w:w="3209" w:type="dxa"/>
           </w:tcPr>
           <w:p>
             <w:pPr>
@@ -3708,7 +3844,7 @@
         </w:tc>
         <w:tc>
           <w:tcPr>
-            <w:tcW w:w="2797" w:type="dxa"/>
+            <w:tcW w:w="3209" w:type="dxa"/>
           </w:tcPr>
           <w:p>
             <w:pPr>
@@ -3727,12 +3863,36 @@
       <w:tr>
         <w:tc>
           <w:tcPr>
-            <w:tcW w:w="3139" w:type="dxa"/>
-          </w:tcPr>
-          <w:p>
-            <w:pPr>
-              <w:pStyle w:val="Celda"/>
-            </w:pPr>
+            <w:tcW w:w="2942" w:type="dxa"/>
+          </w:tcPr>
+          <w:p>
+            <w:pPr>
+              <w:pStyle w:val="Celda"/>
+            </w:pPr>
+            <w:r>
+              <w:rPr>
+                <w:color w:val="1A2422"/>
+                <w:sz w:val="18"/>
+              </w:rPr>
+              <w:t xml:space="preserve">La app no arranca, error de JSON</w:t>
+            </w:r>
+          </w:p>
+        </w:tc>
+        <w:tc>
+          <w:tcPr>
+            <w:tcW w:w="3209" w:type="dxa"/>
+          </w:tcPr>
+          <w:p>
+            <w:pPr>
+              <w:pStyle w:val="Celda"/>
+            </w:pPr>
+            <w:r>
+              <w:rPr>
+                <w:color w:val="1A2422"/>
+                <w:sz w:val="18"/>
+              </w:rPr>
+              <w:t xml:space="preserve">Un </w:t>
+            </w:r>
             <w:r>
               <w:rPr>
                 <w:rFonts w:ascii="Consolas" w:hAnsi="Consolas"/>
@@ -3740,6 +3900,76 @@
                 <w:sz w:val="15"/>
                 <w:shd w:val="clear" w:color="auto" w:fill="F2F5F4"/>
               </w:rPr>
+              <w:t xml:space="preserve">appsettings.*.json</w:t>
+            </w:r>
+            <w:r>
+              <w:rPr>
+                <w:color w:val="1A2422"/>
+                <w:sz w:val="18"/>
+              </w:rPr>
+              <w:t xml:space="preserve"> con </w:t>
+            </w:r>
+            <w:r>
+              <w:rPr>
+                <w:rFonts w:ascii="Consolas" w:hAnsi="Consolas"/>
+                <w:color w:val="0A423B"/>
+                <w:sz w:val="15"/>
+                <w:shd w:val="clear" w:color="auto" w:fill="F2F5F4"/>
+              </w:rPr>
+              <w:t xml:space="preserve">\</w:t>
+            </w:r>
+            <w:r>
+              <w:rPr>
+                <w:color w:val="1A2422"/>
+                <w:sz w:val="18"/>
+              </w:rPr>
+              <w:t xml:space="preserve"> sin escapar en una ruta de Windows</w:t>
+            </w:r>
+          </w:p>
+        </w:tc>
+        <w:tc>
+          <w:tcPr>
+            <w:tcW w:w="3209" w:type="dxa"/>
+          </w:tcPr>
+          <w:p>
+            <w:pPr>
+              <w:pStyle w:val="Celda"/>
+            </w:pPr>
+            <w:r>
+              <w:rPr>
+                <w:color w:val="1A2422"/>
+                <w:sz w:val="18"/>
+              </w:rPr>
+              <w:t xml:space="preserve">Usar </w:t>
+            </w:r>
+            <w:r>
+              <w:rPr>
+                <w:rFonts w:ascii="Consolas" w:hAnsi="Consolas"/>
+                <w:color w:val="0A423B"/>
+                <w:sz w:val="15"/>
+                <w:shd w:val="clear" w:color="auto" w:fill="F2F5F4"/>
+              </w:rPr>
+              <w:t xml:space="preserve">\\</w:t>
+            </w:r>
+          </w:p>
+        </w:tc>
+      </w:tr>
+      <w:tr>
+        <w:tc>
+          <w:tcPr>
+            <w:tcW w:w="2942" w:type="dxa"/>
+          </w:tcPr>
+          <w:p>
+            <w:pPr>
+              <w:pStyle w:val="Celda"/>
+            </w:pPr>
+            <w:r>
+              <w:rPr>
+                <w:rFonts w:ascii="Consolas" w:hAnsi="Consolas"/>
+                <w:color w:val="0A423B"/>
+                <w:sz w:val="15"/>
+                <w:shd w:val="clear" w:color="auto" w:fill="F2F5F4"/>
+              </w:rPr>
               <w:t xml:space="preserve">db-init</w:t>
             </w:r>
             <w:r>
@@ -3753,7 +3983,7 @@
         </w:tc>
         <w:tc>
           <w:tcPr>
-            <w:tcW w:w="3424" w:type="dxa"/>
+            <w:tcW w:w="3209" w:type="dxa"/>
           </w:tcPr>
           <w:p>
             <w:pPr>
@@ -3770,7 +4000,7 @@
         </w:tc>
         <w:tc>
           <w:tcPr>
-            <w:tcW w:w="2797" w:type="dxa"/>
+            <w:tcW w:w="3209" w:type="dxa"/>
           </w:tcPr>
           <w:p>
             <w:pPr>
